--- a/MERN Phase Wise/Phase Wise Templets/Project Design Phase/Proposed Solution/Proposed Solution Template.docx
+++ b/MERN Phase Wise/Phase Wise Templets/Project Design Phase/Proposed Solution/Proposed Solution Template.docx
@@ -109,14 +109,8 @@
         <w:tc>
           <w:tcPr/>
           <w:p>
-            <w:pPr>
-              <w:rPr/>
-            </w:pPr>
-            <w:r>
-              <w:rPr>
-                <w:rtl w:val="0"/>
-              </w:rPr>
-              <w:t xml:space="preserve">15 February 2025</w:t>
+            <w:r>
+              <w:t>14 July 2026</w:t>
             </w:r>
           </w:p>
         </w:tc>
@@ -143,14 +137,7 @@
         <w:tc>
           <w:tcPr/>
           <w:p>
-            <w:pPr>
-              <w:rPr/>
-            </w:pPr>
-            <w:r>
-              <w:rPr>
-                <w:rtl w:val="0"/>
-              </w:rPr>
-            </w:r>
+            <w:r/>
           </w:p>
         </w:tc>
       </w:tr>
@@ -176,13 +163,8 @@
         <w:tc>
           <w:tcPr/>
           <w:p>
-            <w:pPr>
-              <w:rPr/>
-            </w:pPr>
-            <w:r>
-              <w:rPr>
-                <w:rtl w:val="0"/>
-              </w:rPr>
+            <w:r>
+              <w:t>Nutrition Assistant</w:t>
             </w:r>
           </w:p>
         </w:tc>
@@ -363,61 +345,24 @@
         <w:tc>
           <w:tcPr/>
           <w:p>
-            <w:pPr>
-              <w:numPr>
-                <w:ilvl w:val="0"/>
-                <w:numId w:val="1"/>
-              </w:numPr>
-              <w:pBdr>
-                <w:top w:space="0" w:sz="0" w:val="nil"/>
-                <w:left w:space="0" w:sz="0" w:val="nil"/>
-                <w:bottom w:space="0" w:sz="0" w:val="nil"/>
-                <w:right w:space="0" w:sz="0" w:val="nil"/>
-                <w:between w:space="0" w:sz="0" w:val="nil"/>
-              </w:pBdr>
-              <w:spacing w:after="160" w:line="259" w:lineRule="auto"/>
-              <w:ind w:left="644" w:hanging="360"/>
-              <w:rPr>
-                <w:color w:val="000000"/>
-              </w:rPr>
-            </w:pPr>
-            <w:r>
-              <w:rPr>
-                <w:rtl w:val="0"/>
-              </w:rPr>
-            </w:r>
-          </w:p>
-        </w:tc>
-        <w:tc>
-          <w:tcPr/>
-          <w:p>
-            <w:pPr>
-              <w:rPr/>
-            </w:pPr>
-            <w:r>
-              <w:rPr>
-                <w:color w:val="222222"/>
-                <w:rtl w:val="0"/>
-              </w:rPr>
-              <w:t xml:space="preserve">Problem Statement (Problem to be solved)</w:t>
-            </w:r>
-            <w:r>
-              <w:rPr>
-                <w:rtl w:val="0"/>
-              </w:rPr>
-            </w:r>
-          </w:p>
-        </w:tc>
-        <w:tc>
-          <w:tcPr/>
-          <w:p>
-            <w:pPr>
-              <w:rPr/>
-            </w:pPr>
-            <w:r>
-              <w:rPr>
-                <w:rtl w:val="0"/>
-              </w:rPr>
+            <w:r>
+              <w:t>1.</w:t>
+            </w:r>
+          </w:p>
+        </w:tc>
+        <w:tc>
+          <w:tcPr/>
+          <w:p>
+            <w:r>
+              <w:t>Problem Statement (Problem to be solved)</w:t>
+            </w:r>
+          </w:p>
+        </w:tc>
+        <w:tc>
+          <w:tcPr/>
+          <w:p>
+            <w:r>
+              <w:t>People struggle to track meals, understand nutrition, and maintain a healthy lifestyle due to the lack of a simple all-in-one platform.</w:t>
             </w:r>
           </w:p>
         </w:tc>
@@ -431,61 +376,24 @@
         <w:tc>
           <w:tcPr/>
           <w:p>
-            <w:pPr>
-              <w:numPr>
-                <w:ilvl w:val="0"/>
-                <w:numId w:val="1"/>
-              </w:numPr>
-              <w:pBdr>
-                <w:top w:space="0" w:sz="0" w:val="nil"/>
-                <w:left w:space="0" w:sz="0" w:val="nil"/>
-                <w:bottom w:space="0" w:sz="0" w:val="nil"/>
-                <w:right w:space="0" w:sz="0" w:val="nil"/>
-                <w:between w:space="0" w:sz="0" w:val="nil"/>
-              </w:pBdr>
-              <w:spacing w:after="160" w:line="259" w:lineRule="auto"/>
-              <w:ind w:left="644" w:hanging="360"/>
-              <w:rPr>
-                <w:color w:val="000000"/>
-              </w:rPr>
-            </w:pPr>
-            <w:r>
-              <w:rPr>
-                <w:rtl w:val="0"/>
-              </w:rPr>
-            </w:r>
-          </w:p>
-        </w:tc>
-        <w:tc>
-          <w:tcPr/>
-          <w:p>
-            <w:pPr>
-              <w:rPr/>
-            </w:pPr>
-            <w:r>
-              <w:rPr>
-                <w:color w:val="222222"/>
-                <w:rtl w:val="0"/>
-              </w:rPr>
-              <w:t xml:space="preserve">Idea / Solution description</w:t>
-            </w:r>
-            <w:r>
-              <w:rPr>
-                <w:rtl w:val="0"/>
-              </w:rPr>
-            </w:r>
-          </w:p>
-        </w:tc>
-        <w:tc>
-          <w:tcPr/>
-          <w:p>
-            <w:pPr>
-              <w:rPr/>
-            </w:pPr>
-            <w:r>
-              <w:rPr>
-                <w:rtl w:val="0"/>
-              </w:rPr>
+            <w:r>
+              <w:t>2.</w:t>
+            </w:r>
+          </w:p>
+        </w:tc>
+        <w:tc>
+          <w:tcPr/>
+          <w:p>
+            <w:r>
+              <w:t>Idea / Solution description</w:t>
+            </w:r>
+          </w:p>
+        </w:tc>
+        <w:tc>
+          <w:tcPr/>
+          <w:p>
+            <w:r>
+              <w:t>Develop a Nutrition Assistant that offers secure login, USDA food search, meal tracking, nutrition analysis, BMI &amp; water intake calculators, personalized diet plans, and dashboards.</w:t>
             </w:r>
           </w:p>
         </w:tc>
@@ -499,61 +407,24 @@
         <w:tc>
           <w:tcPr/>
           <w:p>
-            <w:pPr>
-              <w:numPr>
-                <w:ilvl w:val="0"/>
-                <w:numId w:val="1"/>
-              </w:numPr>
-              <w:pBdr>
-                <w:top w:space="0" w:sz="0" w:val="nil"/>
-                <w:left w:space="0" w:sz="0" w:val="nil"/>
-                <w:bottom w:space="0" w:sz="0" w:val="nil"/>
-                <w:right w:space="0" w:sz="0" w:val="nil"/>
-                <w:between w:space="0" w:sz="0" w:val="nil"/>
-              </w:pBdr>
-              <w:spacing w:after="160" w:line="259" w:lineRule="auto"/>
-              <w:ind w:left="644" w:hanging="360"/>
-              <w:rPr>
-                <w:color w:val="000000"/>
-              </w:rPr>
-            </w:pPr>
-            <w:r>
-              <w:rPr>
-                <w:rtl w:val="0"/>
-              </w:rPr>
-            </w:r>
-          </w:p>
-        </w:tc>
-        <w:tc>
-          <w:tcPr/>
-          <w:p>
-            <w:pPr>
-              <w:rPr/>
-            </w:pPr>
-            <w:r>
-              <w:rPr>
-                <w:color w:val="222222"/>
-                <w:rtl w:val="0"/>
-              </w:rPr>
-              <w:t xml:space="preserve">Novelty / Uniqueness </w:t>
-            </w:r>
-            <w:r>
-              <w:rPr>
-                <w:rtl w:val="0"/>
-              </w:rPr>
-            </w:r>
-          </w:p>
-        </w:tc>
-        <w:tc>
-          <w:tcPr/>
-          <w:p>
-            <w:pPr>
-              <w:rPr/>
-            </w:pPr>
-            <w:r>
-              <w:rPr>
-                <w:rtl w:val="0"/>
-              </w:rPr>
+            <w:r>
+              <w:t>3.</w:t>
+            </w:r>
+          </w:p>
+        </w:tc>
+        <w:tc>
+          <w:tcPr/>
+          <w:p>
+            <w:r>
+              <w:t>Novelty / Uniqueness</w:t>
+            </w:r>
+          </w:p>
+        </w:tc>
+        <w:tc>
+          <w:tcPr/>
+          <w:p>
+            <w:r>
+              <w:t>Integrates nutrition tracking, health calculators, personalized diet planning, and analytics into one application.</w:t>
             </w:r>
           </w:p>
         </w:tc>
@@ -567,61 +438,24 @@
         <w:tc>
           <w:tcPr/>
           <w:p>
-            <w:pPr>
-              <w:numPr>
-                <w:ilvl w:val="0"/>
-                <w:numId w:val="1"/>
-              </w:numPr>
-              <w:pBdr>
-                <w:top w:space="0" w:sz="0" w:val="nil"/>
-                <w:left w:space="0" w:sz="0" w:val="nil"/>
-                <w:bottom w:space="0" w:sz="0" w:val="nil"/>
-                <w:right w:space="0" w:sz="0" w:val="nil"/>
-                <w:between w:space="0" w:sz="0" w:val="nil"/>
-              </w:pBdr>
-              <w:spacing w:after="160" w:line="259" w:lineRule="auto"/>
-              <w:ind w:left="644" w:hanging="360"/>
-              <w:rPr>
-                <w:color w:val="000000"/>
-              </w:rPr>
-            </w:pPr>
-            <w:r>
-              <w:rPr>
-                <w:rtl w:val="0"/>
-              </w:rPr>
-            </w:r>
-          </w:p>
-        </w:tc>
-        <w:tc>
-          <w:tcPr/>
-          <w:p>
-            <w:pPr>
-              <w:rPr/>
-            </w:pPr>
-            <w:r>
-              <w:rPr>
-                <w:color w:val="222222"/>
-                <w:rtl w:val="0"/>
-              </w:rPr>
-              <w:t xml:space="preserve">Social Impact / Customer Satisfaction</w:t>
-            </w:r>
-            <w:r>
-              <w:rPr>
-                <w:rtl w:val="0"/>
-              </w:rPr>
-            </w:r>
-          </w:p>
-        </w:tc>
-        <w:tc>
-          <w:tcPr/>
-          <w:p>
-            <w:pPr>
-              <w:rPr/>
-            </w:pPr>
-            <w:r>
-              <w:rPr>
-                <w:rtl w:val="0"/>
-              </w:rPr>
+            <w:r>
+              <w:t>4.</w:t>
+            </w:r>
+          </w:p>
+        </w:tc>
+        <w:tc>
+          <w:tcPr/>
+          <w:p>
+            <w:r>
+              <w:t>Social Impact / Customer Satisfaction</w:t>
+            </w:r>
+          </w:p>
+        </w:tc>
+        <w:tc>
+          <w:tcPr/>
+          <w:p>
+            <w:r>
+              <w:t>Encourages healthier lifestyles and helps users make informed dietary decisions.</w:t>
             </w:r>
           </w:p>
         </w:tc>
@@ -635,61 +469,24 @@
         <w:tc>
           <w:tcPr/>
           <w:p>
-            <w:pPr>
-              <w:numPr>
-                <w:ilvl w:val="0"/>
-                <w:numId w:val="1"/>
-              </w:numPr>
-              <w:pBdr>
-                <w:top w:space="0" w:sz="0" w:val="nil"/>
-                <w:left w:space="0" w:sz="0" w:val="nil"/>
-                <w:bottom w:space="0" w:sz="0" w:val="nil"/>
-                <w:right w:space="0" w:sz="0" w:val="nil"/>
-                <w:between w:space="0" w:sz="0" w:val="nil"/>
-              </w:pBdr>
-              <w:spacing w:after="160" w:line="259" w:lineRule="auto"/>
-              <w:ind w:left="644" w:hanging="360"/>
-              <w:rPr>
-                <w:color w:val="000000"/>
-              </w:rPr>
-            </w:pPr>
-            <w:r>
-              <w:rPr>
-                <w:rtl w:val="0"/>
-              </w:rPr>
-            </w:r>
-          </w:p>
-        </w:tc>
-        <w:tc>
-          <w:tcPr/>
-          <w:p>
-            <w:pPr>
-              <w:rPr/>
-            </w:pPr>
-            <w:r>
-              <w:rPr>
-                <w:color w:val="222222"/>
-                <w:rtl w:val="0"/>
-              </w:rPr>
-              <w:t xml:space="preserve">Business Model (Revenue Model)</w:t>
-            </w:r>
-            <w:r>
-              <w:rPr>
-                <w:rtl w:val="0"/>
-              </w:rPr>
-            </w:r>
-          </w:p>
-        </w:tc>
-        <w:tc>
-          <w:tcPr/>
-          <w:p>
-            <w:pPr>
-              <w:rPr/>
-            </w:pPr>
-            <w:r>
-              <w:rPr>
-                <w:rtl w:val="0"/>
-              </w:rPr>
+            <w:r>
+              <w:t>5.</w:t>
+            </w:r>
+          </w:p>
+        </w:tc>
+        <w:tc>
+          <w:tcPr/>
+          <w:p>
+            <w:r>
+              <w:t>Business Model (Revenue Model)</w:t>
+            </w:r>
+          </w:p>
+        </w:tc>
+        <w:tc>
+          <w:tcPr/>
+          <w:p>
+            <w:r>
+              <w:t>Freemium subscriptions, premium diet plans, partnerships with healthcare and fitness providers.</w:t>
             </w:r>
           </w:p>
         </w:tc>
@@ -703,58 +500,24 @@
         <w:tc>
           <w:tcPr/>
           <w:p>
-            <w:pPr>
-              <w:numPr>
-                <w:ilvl w:val="0"/>
-                <w:numId w:val="1"/>
-              </w:numPr>
-              <w:pBdr>
-                <w:top w:space="0" w:sz="0" w:val="nil"/>
-                <w:left w:space="0" w:sz="0" w:val="nil"/>
-                <w:bottom w:space="0" w:sz="0" w:val="nil"/>
-                <w:right w:space="0" w:sz="0" w:val="nil"/>
-                <w:between w:space="0" w:sz="0" w:val="nil"/>
-              </w:pBdr>
-              <w:spacing w:after="160" w:line="259" w:lineRule="auto"/>
-              <w:ind w:left="644" w:hanging="360"/>
-              <w:rPr>
-                <w:color w:val="000000"/>
-              </w:rPr>
-            </w:pPr>
-            <w:r>
-              <w:rPr>
-                <w:rtl w:val="0"/>
-              </w:rPr>
-            </w:r>
-          </w:p>
-        </w:tc>
-        <w:tc>
-          <w:tcPr/>
-          <w:p>
-            <w:pPr>
-              <w:rPr>
-                <w:color w:val="222222"/>
-              </w:rPr>
-            </w:pPr>
-            <w:r>
-              <w:rPr>
-                <w:color w:val="222222"/>
-                <w:rtl w:val="0"/>
-              </w:rPr>
-              <w:t xml:space="preserve">Scalability of the Solution</w:t>
-            </w:r>
-          </w:p>
-        </w:tc>
-        <w:tc>
-          <w:tcPr/>
-          <w:p>
-            <w:pPr>
-              <w:rPr/>
-            </w:pPr>
-            <w:r>
-              <w:rPr>
-                <w:rtl w:val="0"/>
-              </w:rPr>
+            <w:r>
+              <w:t>6.</w:t>
+            </w:r>
+          </w:p>
+        </w:tc>
+        <w:tc>
+          <w:tcPr/>
+          <w:p>
+            <w:r>
+              <w:t>Scalability of the Solution</w:t>
+            </w:r>
+          </w:p>
+        </w:tc>
+        <w:tc>
+          <w:tcPr/>
+          <w:p>
+            <w:r>
+              <w:t>Can expand to mobile apps, AI recommendations, wearable integration, and multilingual support.</w:t>
             </w:r>
           </w:p>
         </w:tc>
